--- a/大三上学期/计算与复杂度/历年卷/2023-CS370FZ-January.docx
+++ b/大三上学期/计算与复杂度/历年卷/2023-CS370FZ-January.docx
@@ -3445,16 +3445,221 @@
         <w:pStyle w:val="2"/>
         <w:spacing w:before="244"/>
         <w:rPr>
+          <w:rFonts w:hint="default" w:ascii="Times New Roman" w:hAnsi="Times New Roman" w:eastAsia="宋体" w:cs="Times New Roman"/>
+          <w:color w:val="000000"/>
+          <w:kern w:val="0"/>
+          <w:sz w:val="21"/>
+          <w:szCs w:val="21"/>
+          <w:lang w:val="en-US" w:eastAsia="zh-CN" w:bidi="ar"/>
+        </w:rPr>
+      </w:pPr>
+    </w:p>
+    <w:p>
+      <w:pPr>
+        <w:pStyle w:val="2"/>
+        <w:spacing w:before="244"/>
+        <w:rPr>
+          <w:rFonts w:hint="eastAsia" w:ascii="Times New Roman" w:hAnsi="Times New Roman" w:eastAsia="宋体" w:cs="Times New Roman"/>
+          <w:color w:val="000000"/>
+          <w:kern w:val="0"/>
+          <w:sz w:val="21"/>
+          <w:szCs w:val="21"/>
+          <w:lang w:val="en-US" w:eastAsia="zh-CN" w:bidi="ar"/>
+        </w:rPr>
+      </w:pPr>
+      <w:r>
+        <w:rPr>
+          <w:rFonts w:hint="eastAsia" w:ascii="Times New Roman" w:hAnsi="Times New Roman" w:eastAsia="宋体" w:cs="Times New Roman"/>
+          <w:color w:val="000000"/>
+          <w:kern w:val="0"/>
+          <w:sz w:val="21"/>
+          <w:szCs w:val="21"/>
+          <w:lang w:val="en-US" w:eastAsia="zh-CN" w:bidi="ar"/>
+        </w:rPr>
+        <w:t>(C)</w:t>
+      </w:r>
+    </w:p>
+    <w:p>
+      <w:pPr>
+        <w:pStyle w:val="2"/>
+        <w:spacing w:before="244"/>
+        <w:rPr>
+          <w:rFonts w:hint="default" w:ascii="Times New Roman" w:hAnsi="Times New Roman" w:eastAsia="宋体" w:cs="Times New Roman"/>
+          <w:b/>
+          <w:bCs/>
+          <w:color w:val="000000"/>
+          <w:kern w:val="0"/>
+          <w:sz w:val="21"/>
+          <w:szCs w:val="21"/>
+          <w:lang w:val="en-US" w:eastAsia="zh-CN" w:bidi="ar"/>
+        </w:rPr>
+      </w:pPr>
+      <w:r>
+        <w:rPr>
+          <w:rFonts w:hint="eastAsia" w:ascii="Times New Roman" w:hAnsi="Times New Roman" w:eastAsia="宋体" w:cs="Times New Roman"/>
+          <w:b/>
+          <w:bCs/>
+          <w:color w:val="000000"/>
+          <w:kern w:val="0"/>
+          <w:sz w:val="21"/>
+          <w:szCs w:val="21"/>
+          <w:lang w:val="en-US" w:eastAsia="zh-CN" w:bidi="ar"/>
+        </w:rPr>
+        <w:t>1</w:t>
+      </w:r>
+    </w:p>
+    <w:p>
+      <w:pPr>
+        <w:pStyle w:val="2"/>
+        <w:spacing w:before="244"/>
+        <w:rPr>
           <w:rFonts w:ascii="Arial"/>
           <w:b/>
         </w:rPr>
       </w:pPr>
+      <w:r>
+        <w:rPr>
+          <w:rFonts w:hint="default" w:ascii="Times New Roman" w:hAnsi="Times New Roman" w:eastAsia="宋体" w:cs="Times New Roman"/>
+          <w:color w:val="000000"/>
+          <w:kern w:val="0"/>
+          <w:sz w:val="21"/>
+          <w:szCs w:val="21"/>
+          <w:lang w:val="en-US" w:eastAsia="zh-CN" w:bidi="ar"/>
+        </w:rPr>
+        <w:drawing>
+          <wp:inline distT="0" distB="0" distL="114300" distR="114300">
+            <wp:extent cx="5273675" cy="1277620"/>
+            <wp:effectExtent l="0" t="0" r="3175" b="17780"/>
+            <wp:docPr id="12" name="图片 12" descr="0188de3a-c435-4461-8017-2158fc258975"/>
+            <wp:cNvGraphicFramePr>
+              <a:graphicFrameLocks xmlns:a="http://schemas.openxmlformats.org/drawingml/2006/main" noChangeAspect="1"/>
+            </wp:cNvGraphicFramePr>
+            <a:graphic xmlns:a="http://schemas.openxmlformats.org/drawingml/2006/main">
+              <a:graphicData uri="http://schemas.openxmlformats.org/drawingml/2006/picture">
+                <pic:pic xmlns:pic="http://schemas.openxmlformats.org/drawingml/2006/picture">
+                  <pic:nvPicPr>
+                    <pic:cNvPr id="12" name="图片 12" descr="0188de3a-c435-4461-8017-2158fc258975"/>
+                    <pic:cNvPicPr>
+                      <a:picLocks noChangeAspect="1"/>
+                    </pic:cNvPicPr>
+                  </pic:nvPicPr>
+                  <pic:blipFill>
+                    <a:blip r:embed="rId7"/>
+                    <a:stretch>
+                      <a:fillRect/>
+                    </a:stretch>
+                  </pic:blipFill>
+                  <pic:spPr>
+                    <a:xfrm>
+                      <a:off x="0" y="0"/>
+                      <a:ext cx="5273675" cy="1277620"/>
+                    </a:xfrm>
+                    <a:prstGeom prst="rect">
+                      <a:avLst/>
+                    </a:prstGeom>
+                  </pic:spPr>
+                </pic:pic>
+              </a:graphicData>
+            </a:graphic>
+          </wp:inline>
+        </w:drawing>
+      </w:r>
     </w:p>
     <w:p>
       <w:pPr>
         <w:pStyle w:val="2"/>
         <w:spacing w:before="244"/>
         <w:rPr>
+          <w:rFonts w:hint="eastAsia" w:ascii="Arial" w:eastAsia="宋体"/>
+          <w:b/>
+          <w:lang w:val="en-US" w:eastAsia="zh-CN"/>
+        </w:rPr>
+      </w:pPr>
+    </w:p>
+    <w:p>
+      <w:pPr>
+        <w:pStyle w:val="2"/>
+        <w:spacing w:before="244"/>
+        <w:rPr>
+          <w:rFonts w:hint="eastAsia" w:ascii="Arial" w:eastAsia="宋体"/>
+          <w:b/>
+          <w:lang w:val="en-US" w:eastAsia="zh-CN"/>
+        </w:rPr>
+      </w:pPr>
+      <w:r>
+        <w:rPr>
+          <w:rFonts w:hint="eastAsia" w:ascii="Arial" w:eastAsia="宋体"/>
+          <w:b/>
+          <w:lang w:val="en-US" w:eastAsia="zh-CN"/>
+        </w:rPr>
+        <w:t>(d)</w:t>
+      </w:r>
+    </w:p>
+    <w:p>
+      <w:pPr>
+        <w:pStyle w:val="2"/>
+        <w:spacing w:before="244"/>
+        <w:rPr>
+          <w:rFonts w:hint="default" w:ascii="Arial" w:eastAsia="宋体"/>
+          <w:b/>
+          <w:lang w:val="en-US" w:eastAsia="zh-CN"/>
+        </w:rPr>
+      </w:pPr>
+      <w:r>
+        <w:rPr>
+          <w:rFonts w:hint="default" w:ascii="Times New Roman" w:hAnsi="Times New Roman" w:eastAsia="宋体" w:cs="Times New Roman"/>
+          <w:color w:val="000000"/>
+          <w:kern w:val="0"/>
+          <w:sz w:val="14"/>
+          <w:szCs w:val="14"/>
+          <w:lang w:val="en-US" w:eastAsia="zh-CN" w:bidi="ar"/>
+        </w:rPr>
+        <w:drawing>
+          <wp:inline distT="0" distB="0" distL="114300" distR="114300">
+            <wp:extent cx="5273675" cy="2680970"/>
+            <wp:effectExtent l="0" t="0" r="3175" b="5080"/>
+            <wp:docPr id="4" name="图片 4" descr="12cef035-3ad3-4b37-9a8c-e153bb51b89b"/>
+            <wp:cNvGraphicFramePr>
+              <a:graphicFrameLocks xmlns:a="http://schemas.openxmlformats.org/drawingml/2006/main" noChangeAspect="1"/>
+            </wp:cNvGraphicFramePr>
+            <a:graphic xmlns:a="http://schemas.openxmlformats.org/drawingml/2006/main">
+              <a:graphicData uri="http://schemas.openxmlformats.org/drawingml/2006/picture">
+                <pic:pic xmlns:pic="http://schemas.openxmlformats.org/drawingml/2006/picture">
+                  <pic:nvPicPr>
+                    <pic:cNvPr id="4" name="图片 4" descr="12cef035-3ad3-4b37-9a8c-e153bb51b89b"/>
+                    <pic:cNvPicPr>
+                      <a:picLocks noChangeAspect="1"/>
+                    </pic:cNvPicPr>
+                  </pic:nvPicPr>
+                  <pic:blipFill>
+                    <a:blip r:embed="rId8"/>
+                    <a:stretch>
+                      <a:fillRect/>
+                    </a:stretch>
+                  </pic:blipFill>
+                  <pic:spPr>
+                    <a:xfrm>
+                      <a:off x="0" y="0"/>
+                      <a:ext cx="5273675" cy="2680970"/>
+                    </a:xfrm>
+                    <a:prstGeom prst="rect">
+                      <a:avLst/>
+                    </a:prstGeom>
+                  </pic:spPr>
+                </pic:pic>
+              </a:graphicData>
+            </a:graphic>
+          </wp:inline>
+        </w:drawing>
+      </w:r>
+      <w:bookmarkStart w:id="0" w:name="_GoBack"/>
+      <w:bookmarkEnd w:id="0"/>
+    </w:p>
+    <w:p>
+      <w:pPr>
+        <w:pStyle w:val="2"/>
+        <w:spacing w:before="244"/>
+        <w:rPr>
           <w:rFonts w:ascii="Arial"/>
           <w:b/>
         </w:rPr>
@@ -3469,18 +3674,6 @@
           <w:b/>
         </w:rPr>
       </w:pPr>
-    </w:p>
-    <w:p>
-      <w:pPr>
-        <w:pStyle w:val="2"/>
-        <w:spacing w:before="244"/>
-        <w:rPr>
-          <w:rFonts w:ascii="Arial"/>
-          <w:b/>
-        </w:rPr>
-      </w:pPr>
-      <w:bookmarkStart w:id="0" w:name="_GoBack"/>
-      <w:bookmarkEnd w:id="0"/>
     </w:p>
     <w:p>
       <w:pPr>
@@ -4533,7 +4726,7 @@
                           <pic:cNvPicPr/>
                         </pic:nvPicPr>
                         <pic:blipFill>
-                          <a:blip r:embed="rId7" cstate="print"/>
+                          <a:blip r:embed="rId9" cstate="print"/>
                           <a:stretch>
                             <a:fillRect/>
                           </a:stretch>
@@ -5539,7 +5732,7 @@
     <w:lsdException w:qFormat="1" w:unhideWhenUsed="0" w:uiPriority="1" w:semiHidden="0" w:name="Title"/>
     <w:lsdException w:unhideWhenUsed="0" w:uiPriority="0" w:semiHidden="0" w:name="Closing"/>
     <w:lsdException w:unhideWhenUsed="0" w:uiPriority="0" w:semiHidden="0" w:name="Signature"/>
-    <w:lsdException w:uiPriority="1" w:name="Default Paragraph Font"/>
+    <w:lsdException w:qFormat="1" w:uiPriority="1" w:name="Default Paragraph Font"/>
     <w:lsdException w:qFormat="1" w:unhideWhenUsed="0" w:uiPriority="1" w:semiHidden="0" w:name="Body Text"/>
     <w:lsdException w:unhideWhenUsed="0" w:uiPriority="0" w:semiHidden="0" w:name="Body Text Indent"/>
     <w:lsdException w:unhideWhenUsed="0" w:uiPriority="0" w:semiHidden="0" w:name="List Continue"/>
@@ -5577,7 +5770,7 @@
     <w:lsdException w:unhideWhenUsed="0" w:uiPriority="0" w:semiHidden="0" w:name="HTML Sample"/>
     <w:lsdException w:unhideWhenUsed="0" w:uiPriority="0" w:semiHidden="0" w:name="HTML Typewriter"/>
     <w:lsdException w:unhideWhenUsed="0" w:uiPriority="0" w:semiHidden="0" w:name="HTML Variable"/>
-    <w:lsdException w:unhideWhenUsed="0" w:uiPriority="0" w:name="Normal Table"/>
+    <w:lsdException w:qFormat="1" w:unhideWhenUsed="0" w:uiPriority="0" w:name="Normal Table"/>
     <w:lsdException w:unhideWhenUsed="0" w:uiPriority="0" w:semiHidden="0" w:name="annotation subject"/>
     <w:lsdException w:unhideWhenUsed="0" w:uiPriority="0" w:semiHidden="0" w:name="Table Simple 1"/>
     <w:lsdException w:unhideWhenUsed="0" w:uiPriority="0" w:semiHidden="0" w:name="Table Simple 2"/>
@@ -5747,11 +5940,13 @@
     <w:name w:val="Default Paragraph Font"/>
     <w:semiHidden/>
     <w:unhideWhenUsed/>
+    <w:qFormat/>
     <w:uiPriority w:val="1"/>
   </w:style>
   <w:style w:type="table" w:default="1" w:styleId="4">
     <w:name w:val="Normal Table"/>
     <w:semiHidden/>
+    <w:qFormat/>
     <w:uiPriority w:val="0"/>
     <w:tblPr>
       <w:tblCellMar>

--- a/大三上学期/计算与复杂度/历年卷/2023-CS370FZ-January.docx
+++ b/大三上学期/计算与复杂度/历年卷/2023-CS370FZ-January.docx
@@ -3459,31 +3459,6 @@
         <w:pStyle w:val="2"/>
         <w:spacing w:before="244"/>
         <w:rPr>
-          <w:rFonts w:hint="eastAsia" w:ascii="Times New Roman" w:hAnsi="Times New Roman" w:eastAsia="宋体" w:cs="Times New Roman"/>
-          <w:color w:val="000000"/>
-          <w:kern w:val="0"/>
-          <w:sz w:val="21"/>
-          <w:szCs w:val="21"/>
-          <w:lang w:val="en-US" w:eastAsia="zh-CN" w:bidi="ar"/>
-        </w:rPr>
-      </w:pPr>
-      <w:r>
-        <w:rPr>
-          <w:rFonts w:hint="eastAsia" w:ascii="Times New Roman" w:hAnsi="Times New Roman" w:eastAsia="宋体" w:cs="Times New Roman"/>
-          <w:color w:val="000000"/>
-          <w:kern w:val="0"/>
-          <w:sz w:val="21"/>
-          <w:szCs w:val="21"/>
-          <w:lang w:val="en-US" w:eastAsia="zh-CN" w:bidi="ar"/>
-        </w:rPr>
-        <w:t>(C)</w:t>
-      </w:r>
-    </w:p>
-    <w:p>
-      <w:pPr>
-        <w:pStyle w:val="2"/>
-        <w:spacing w:before="244"/>
-        <w:rPr>
           <w:rFonts w:hint="default" w:ascii="Times New Roman" w:hAnsi="Times New Roman" w:eastAsia="宋体" w:cs="Times New Roman"/>
           <w:b/>
           <w:bCs/>
@@ -3494,6 +3469,17 @@
           <w:lang w:val="en-US" w:eastAsia="zh-CN" w:bidi="ar"/>
         </w:rPr>
       </w:pPr>
+      <w:r>
+        <w:rPr>
+          <w:rFonts w:hint="eastAsia" w:ascii="Times New Roman" w:hAnsi="Times New Roman" w:eastAsia="宋体" w:cs="Times New Roman"/>
+          <w:color w:val="000000"/>
+          <w:kern w:val="0"/>
+          <w:sz w:val="21"/>
+          <w:szCs w:val="21"/>
+          <w:lang w:val="en-US" w:eastAsia="zh-CN" w:bidi="ar"/>
+        </w:rPr>
+        <w:t>(C)</w:t>
+      </w:r>
       <w:r>
         <w:rPr>
           <w:rFonts w:hint="eastAsia" w:ascii="Times New Roman" w:hAnsi="Times New Roman" w:eastAsia="宋体" w:cs="Times New Roman"/>
@@ -3607,6 +3593,17 @@
       </w:pPr>
       <w:r>
         <w:rPr>
+          <w:rFonts w:hint="eastAsia" w:ascii="Times New Roman" w:hAnsi="Times New Roman" w:eastAsia="宋体" w:cs="Times New Roman"/>
+          <w:color w:val="000000"/>
+          <w:kern w:val="0"/>
+          <w:sz w:val="14"/>
+          <w:szCs w:val="14"/>
+          <w:lang w:val="en-US" w:eastAsia="zh-CN" w:bidi="ar"/>
+        </w:rPr>
+        <w:t xml:space="preserve">  </w:t>
+      </w:r>
+      <w:r>
+        <w:rPr>
           <w:rFonts w:hint="default" w:ascii="Times New Roman" w:hAnsi="Times New Roman" w:eastAsia="宋体" w:cs="Times New Roman"/>
           <w:color w:val="000000"/>
           <w:kern w:val="0"/>
@@ -3616,8 +3613,8 @@
         </w:rPr>
         <w:drawing>
           <wp:inline distT="0" distB="0" distL="114300" distR="114300">
-            <wp:extent cx="5273675" cy="2680970"/>
-            <wp:effectExtent l="0" t="0" r="3175" b="5080"/>
+            <wp:extent cx="4717415" cy="2152015"/>
+            <wp:effectExtent l="0" t="0" r="6985" b="635"/>
             <wp:docPr id="4" name="图片 4" descr="12cef035-3ad3-4b37-9a8c-e153bb51b89b"/>
             <wp:cNvGraphicFramePr>
               <a:graphicFrameLocks xmlns:a="http://schemas.openxmlformats.org/drawingml/2006/main" noChangeAspect="1"/>
@@ -3640,7 +3637,7 @@
                   <pic:spPr>
                     <a:xfrm>
                       <a:off x="0" y="0"/>
-                      <a:ext cx="5273675" cy="2680970"/>
+                      <a:ext cx="4717415" cy="2152015"/>
                     </a:xfrm>
                     <a:prstGeom prst="rect">
                       <a:avLst/>
@@ -3652,8 +3649,6 @@
           </wp:inline>
         </w:drawing>
       </w:r>
-      <w:bookmarkStart w:id="0" w:name="_GoBack"/>
-      <w:bookmarkEnd w:id="0"/>
     </w:p>
     <w:p>
       <w:pPr>
@@ -4466,7 +4461,16 @@
                 <w:sz w:val="24"/>
                 <w:szCs w:val="24"/>
               </w:rPr>
-              <w:t xml:space="preserve">Recall the proof 3SAT is polynomial time mapping reducible to </w:t>
+              <w:t>Recall the proof 3SAT is polynomial time m</w:t>
+            </w:r>
+            <w:bookmarkStart w:id="0" w:name="_GoBack"/>
+            <w:bookmarkEnd w:id="0"/>
+            <w:r>
+              <w:rPr>
+                <w:sz w:val="24"/>
+                <w:szCs w:val="24"/>
+              </w:rPr>
+              <w:t xml:space="preserve">apping reducible to </w:t>
             </w:r>
             <w:r>
               <w:rPr>

--- a/大三上学期/计算与复杂度/历年卷/2023-CS370FZ-January.docx
+++ b/大三上学期/计算与复杂度/历年卷/2023-CS370FZ-January.docx
@@ -2339,6 +2339,102 @@
           <w:b/>
         </w:rPr>
       </w:pPr>
+      <w:bookmarkStart w:id="0" w:name="_GoBack"/>
+      <w:r>
+        <w:rPr>
+          <w:rFonts w:hint="default" w:ascii="Calibri" w:hAnsi="Calibri" w:eastAsia="宋体" w:cs="Calibri"/>
+          <w:color w:val="000000"/>
+          <w:kern w:val="0"/>
+          <w:sz w:val="28"/>
+          <w:szCs w:val="28"/>
+          <w:lang w:val="en-US" w:eastAsia="zh-CN" w:bidi="ar"/>
+        </w:rPr>
+        <w:drawing>
+          <wp:inline distT="0" distB="0" distL="114300" distR="114300">
+            <wp:extent cx="5270500" cy="2220595"/>
+            <wp:effectExtent l="0" t="0" r="6350" b="8255"/>
+            <wp:docPr id="5" name="图片 5" descr="f21ffec1-5f9b-45e7-8db4-15470443a415"/>
+            <wp:cNvGraphicFramePr>
+              <a:graphicFrameLocks xmlns:a="http://schemas.openxmlformats.org/drawingml/2006/main" noChangeAspect="1"/>
+            </wp:cNvGraphicFramePr>
+            <a:graphic xmlns:a="http://schemas.openxmlformats.org/drawingml/2006/main">
+              <a:graphicData uri="http://schemas.openxmlformats.org/drawingml/2006/picture">
+                <pic:pic xmlns:pic="http://schemas.openxmlformats.org/drawingml/2006/picture">
+                  <pic:nvPicPr>
+                    <pic:cNvPr id="5" name="图片 5" descr="f21ffec1-5f9b-45e7-8db4-15470443a415"/>
+                    <pic:cNvPicPr>
+                      <a:picLocks noChangeAspect="1"/>
+                    </pic:cNvPicPr>
+                  </pic:nvPicPr>
+                  <pic:blipFill>
+                    <a:blip r:embed="rId7"/>
+                    <a:stretch>
+                      <a:fillRect/>
+                    </a:stretch>
+                  </pic:blipFill>
+                  <pic:spPr>
+                    <a:xfrm>
+                      <a:off x="0" y="0"/>
+                      <a:ext cx="5270500" cy="2220595"/>
+                    </a:xfrm>
+                    <a:prstGeom prst="rect">
+                      <a:avLst/>
+                    </a:prstGeom>
+                  </pic:spPr>
+                </pic:pic>
+              </a:graphicData>
+            </a:graphic>
+          </wp:inline>
+        </w:drawing>
+      </w:r>
+      <w:bookmarkEnd w:id="0"/>
+      <w:r>
+        <w:rPr>
+          <w:rFonts w:hint="default" w:ascii="Calibri" w:hAnsi="Calibri" w:eastAsia="宋体" w:cs="Calibri"/>
+          <w:color w:val="000000"/>
+          <w:kern w:val="0"/>
+          <w:sz w:val="28"/>
+          <w:szCs w:val="28"/>
+          <w:lang w:val="en-US" w:eastAsia="zh-CN" w:bidi="ar"/>
+        </w:rPr>
+        <w:drawing>
+          <wp:inline distT="0" distB="0" distL="114300" distR="114300">
+            <wp:extent cx="5271770" cy="3261995"/>
+            <wp:effectExtent l="0" t="0" r="5080" b="14605"/>
+            <wp:docPr id="10" name="图片 10" descr="2b171272-a204-4030-ad1c-5547a16a94e0"/>
+            <wp:cNvGraphicFramePr>
+              <a:graphicFrameLocks xmlns:a="http://schemas.openxmlformats.org/drawingml/2006/main" noChangeAspect="1"/>
+            </wp:cNvGraphicFramePr>
+            <a:graphic xmlns:a="http://schemas.openxmlformats.org/drawingml/2006/main">
+              <a:graphicData uri="http://schemas.openxmlformats.org/drawingml/2006/picture">
+                <pic:pic xmlns:pic="http://schemas.openxmlformats.org/drawingml/2006/picture">
+                  <pic:nvPicPr>
+                    <pic:cNvPr id="10" name="图片 10" descr="2b171272-a204-4030-ad1c-5547a16a94e0"/>
+                    <pic:cNvPicPr>
+                      <a:picLocks noChangeAspect="1"/>
+                    </pic:cNvPicPr>
+                  </pic:nvPicPr>
+                  <pic:blipFill>
+                    <a:blip r:embed="rId8"/>
+                    <a:stretch>
+                      <a:fillRect/>
+                    </a:stretch>
+                  </pic:blipFill>
+                  <pic:spPr>
+                    <a:xfrm>
+                      <a:off x="0" y="0"/>
+                      <a:ext cx="5271770" cy="3261995"/>
+                    </a:xfrm>
+                    <a:prstGeom prst="rect">
+                      <a:avLst/>
+                    </a:prstGeom>
+                  </pic:spPr>
+                </pic:pic>
+              </a:graphicData>
+            </a:graphic>
+          </wp:inline>
+        </w:drawing>
+      </w:r>
     </w:p>
     <w:p>
       <w:pPr>
@@ -3530,7 +3626,7 @@
                     </pic:cNvPicPr>
                   </pic:nvPicPr>
                   <pic:blipFill>
-                    <a:blip r:embed="rId7"/>
+                    <a:blip r:embed="rId9"/>
                     <a:stretch>
                       <a:fillRect/>
                     </a:stretch>
@@ -3629,7 +3725,7 @@
                     </pic:cNvPicPr>
                   </pic:nvPicPr>
                   <pic:blipFill>
-                    <a:blip r:embed="rId8"/>
+                    <a:blip r:embed="rId10"/>
                     <a:stretch>
                       <a:fillRect/>
                     </a:stretch>
@@ -4461,16 +4557,7 @@
                 <w:sz w:val="24"/>
                 <w:szCs w:val="24"/>
               </w:rPr>
-              <w:t>Recall the proof 3SAT is polynomial time m</w:t>
-            </w:r>
-            <w:bookmarkStart w:id="0" w:name="_GoBack"/>
-            <w:bookmarkEnd w:id="0"/>
-            <w:r>
-              <w:rPr>
-                <w:sz w:val="24"/>
-                <w:szCs w:val="24"/>
-              </w:rPr>
-              <w:t xml:space="preserve">apping reducible to </w:t>
+              <w:t xml:space="preserve">Recall the proof 3SAT is polynomial time mapping reducible to </w:t>
             </w:r>
             <w:r>
               <w:rPr>
@@ -4730,7 +4817,7 @@
                           <pic:cNvPicPr/>
                         </pic:nvPicPr>
                         <pic:blipFill>
-                          <a:blip r:embed="rId9" cstate="print"/>
+                          <a:blip r:embed="rId11" cstate="print"/>
                           <a:stretch>
                             <a:fillRect/>
                           </a:stretch>
